--- a/docs/posts/robocopy-gui/index.docx
+++ b/docs/posts/robocopy-gui/index.docx
@@ -52,7 +52,7 @@
         </w:p>
       </w:sdtContent>
     </w:sdt>
-    <w:bookmarkStart w:id="20" w:name="robocopy-command-generator"/>
+    <w:bookmarkStart w:id="9" w:name="robocopy-command-generator"/>
     <w:p>
       <w:pPr>
         <w:pStyle w:val="Heading2"/>
@@ -83,8 +83,8 @@
         <w:t xml:space="preserve">View Source Code</w:t>
       </w:r>
     </w:p>
-    <w:bookmarkEnd w:id="20"/>
-    <w:bookmarkStart w:id="21" w:name="features"/>
+    <w:bookmarkEnd w:id="9"/>
+    <w:bookmarkStart w:id="10" w:name="features"/>
     <w:p>
       <w:pPr>
         <w:pStyle w:val="Heading2"/>
@@ -232,8 +232,8 @@
         <w:t xml:space="preserve">: Tooltips and descriptions for each option</w:t>
       </w:r>
     </w:p>
-    <w:bookmarkEnd w:id="21"/>
-    <w:bookmarkStart w:id="23" w:name="technical-details"/>
+    <w:bookmarkEnd w:id="10"/>
+    <w:bookmarkStart w:id="12" w:name="technical-details"/>
     <w:p>
       <w:pPr>
         <w:pStyle w:val="Heading2"/>
@@ -252,7 +252,7 @@
       <w:r>
         <w:t xml:space="preserve"> </w:t>
       </w:r>
-      <w:hyperlink r:id="rId22">
+      <w:hyperlink r:id="rId11">
         <w:r>
           <w:rPr>
             <w:rStyle w:val="Hyperlink"/>
@@ -272,8 +272,8 @@
         <w:t xml:space="preserve">The interface translates user selections into proper robocopy syntax, helping both beginners learn the command structure and experienced users save time on complex operations.</w:t>
       </w:r>
     </w:p>
-    <w:bookmarkEnd w:id="23"/>
-    <w:bookmarkStart w:id="24" w:name="use-cases"/>
+    <w:bookmarkEnd w:id="12"/>
+    <w:bookmarkStart w:id="13" w:name="use-cases"/>
     <w:p>
       <w:pPr>
         <w:pStyle w:val="Heading2"/>
@@ -362,7 +362,7 @@
       <w:r>
         <w:t xml:space="preserve"> </w:t>
       </w:r>
-      <w:hyperlink r:id="rId22">
+      <w:hyperlink r:id="rId11">
         <w:r>
           <w:rPr>
             <w:rStyle w:val="Hyperlink"/>
@@ -371,7 +371,7 @@
         </w:r>
       </w:hyperlink>
     </w:p>
-    <w:bookmarkEnd w:id="24"/>
+    <w:bookmarkEnd w:id="13"/>
     <w:sectPr>
       <w:footnotePr>
         <w:numRestart w:val="eachSect"/>
@@ -602,10 +602,10 @@
   <w:docDefaults>
     <w:rPrDefault>
       <w:rPr>
-        <w:rFonts w:asciiTheme="minorHAnsi" w:cstheme="minorBidi" w:eastAsiaTheme="minorHAnsi" w:hAnsiTheme="minorHAnsi"/>
+        <w:rFonts w:asciiTheme="minorHAnsi" w:cstheme="minorBidi" w:eastAsiaTheme="minorEastAsia" w:hAnsiTheme="minorHAnsi"/>
         <w:sz w:val="24"/>
         <w:szCs w:val="24"/>
-        <w:lang w:bidi="ar-SA" w:eastAsia="en-US" w:val="en-US"/>
+        <w:lang w:bidi="ar-SA" w:eastAsia="zh-CN" w:val="en-US"/>
       </w:rPr>
     </w:rPrDefault>
     <w:pPrDefault>
@@ -1146,13 +1146,6 @@
       </w:tblCellMar>
     </w:tblPr>
     <w:tblStylePr w:type="firstRow">
-      <w:tblPr>
-        <w:jc w:val="left"/>
-        <w:tblInd w:type="dxa" w:w="0"/>
-      </w:tblPr>
-      <w:trPr>
-        <w:jc w:val="left"/>
-      </w:trPr>
       <w:tcPr>
         <w:tcBorders>
           <w:bottom w:val="single"/>
